--- a/assets/docs/Hambare-Capability-Statement.docx
+++ b/assets/docs/Hambare-Capability-Statement.docx
@@ -21,9 +21,9 @@
         <w:rPr>
           <w:rFonts w:ascii="Arial" w:hAnsi="Arial" w:eastAsia="Arial"/>
         </w:rPr>
-        <w:t>Know the ground.</w:t>
+        <w:t>Know exactly</w:t>
         <w:br/>
-        <w:t>Move with confidence.</w:t>
+        <w:t>where you stand.</w:t>
       </w:r>
     </w:p>
     <w:p>
@@ -34,7 +34,7 @@
         <w:rPr>
           <w:rFonts w:ascii="Arial" w:hAnsi="Arial" w:eastAsia="Arial"/>
           <w:b w:val="0"/>
-          <w:color w:val="5F707C"/>
+          <w:color w:val="5C6A5E"/>
           <w:sz w:val="24"/>
         </w:rPr>
         <w:t>Boundary, topographic and engineering surveys, GIS, remote sensing and spatial advisory for land, design, construction and asset decisions.</w:t>
@@ -99,7 +99,7 @@
         <w:tc>
           <w:tcPr>
             <w:tcW w:type="dxa" w:w="3240"/>
-            <w:shd w:fill="071B2B"/>
+            <w:shd w:fill="12211B"/>
             <w:tcMar>
               <w:top w:w="120" w:type="dxa"/>
               <w:start w:w="140" w:type="dxa"/>
@@ -107,7 +107,7 @@
               <w:end w:w="140" w:type="dxa"/>
             </w:tcMar>
             <w:tcBorders>
-              <w:right w:val="single" w:sz="4" w:color="385063"/>
+              <w:right w:val="single" w:sz="4" w:color="1A2F26"/>
             </w:tcBorders>
           </w:tcPr>
           <w:p>
@@ -118,7 +118,7 @@
               <w:rPr>
                 <w:rFonts w:ascii="Arial" w:hAnsi="Arial" w:eastAsia="Arial"/>
                 <w:b/>
-                <w:color w:val="91A8B4"/>
+                <w:color w:val="8F9C8F"/>
                 <w:sz w:val="13"/>
               </w:rPr>
               <w:t>REGISTERED SURVEYOR</w:t>
@@ -142,7 +142,7 @@
         <w:tc>
           <w:tcPr>
             <w:tcW w:type="dxa" w:w="3240"/>
-            <w:shd w:fill="071B2B"/>
+            <w:shd w:fill="12211B"/>
             <w:tcMar>
               <w:top w:w="120" w:type="dxa"/>
               <w:start w:w="140" w:type="dxa"/>
@@ -150,7 +150,7 @@
               <w:end w:w="140" w:type="dxa"/>
             </w:tcMar>
             <w:tcBorders>
-              <w:right w:val="single" w:sz="4" w:color="385063"/>
+              <w:right w:val="single" w:sz="4" w:color="1A2F26"/>
             </w:tcBorders>
           </w:tcPr>
           <w:p>
@@ -161,7 +161,7 @@
               <w:rPr>
                 <w:rFonts w:ascii="Arial" w:hAnsi="Arial" w:eastAsia="Arial"/>
                 <w:b/>
-                <w:color w:val="91A8B4"/>
+                <w:color w:val="8F9C8F"/>
                 <w:sz w:val="13"/>
               </w:rPr>
               <w:t>CALL / WHATSAPP</w:t>
@@ -185,7 +185,7 @@
         <w:tc>
           <w:tcPr>
             <w:tcW w:type="dxa" w:w="3960"/>
-            <w:shd w:fill="071B2B"/>
+            <w:shd w:fill="12211B"/>
             <w:tcMar>
               <w:top w:w="120" w:type="dxa"/>
               <w:start w:w="140" w:type="dxa"/>
@@ -193,7 +193,7 @@
               <w:end w:w="140" w:type="dxa"/>
             </w:tcMar>
             <w:tcBorders>
-              <w:right w:val="single" w:sz="4" w:color="385063"/>
+              <w:right w:val="single" w:sz="4" w:color="1A2F26"/>
             </w:tcBorders>
           </w:tcPr>
           <w:p>
@@ -204,7 +204,7 @@
               <w:rPr>
                 <w:rFonts w:ascii="Arial" w:hAnsi="Arial" w:eastAsia="Arial"/>
                 <w:b/>
-                <w:color w:val="91A8B4"/>
+                <w:color w:val="8F9C8F"/>
                 <w:sz w:val="13"/>
               </w:rPr>
               <w:t>OPERATIONAL ADDRESS</w:t>
@@ -236,7 +236,7 @@
         <w:rPr>
           <w:rFonts w:ascii="Arial" w:hAnsi="Arial" w:eastAsia="Arial"/>
           <w:b/>
-          <w:color w:val="5F707C"/>
+          <w:color w:val="5C6A5E"/>
           <w:sz w:val="16"/>
         </w:rPr>
         <w:t>Hambare Geosurveys Nig. Ltd.  |  RC 1530958</w:t>
@@ -280,7 +280,7 @@
         <w:rPr>
           <w:rFonts w:ascii="Arial" w:hAnsi="Arial" w:eastAsia="Arial"/>
           <w:b w:val="0"/>
-          <w:color w:val="5F707C"/>
+          <w:color w:val="5C6A5E"/>
           <w:sz w:val="21"/>
         </w:rPr>
         <w:t>Start with the outcome you need. Hambare will help define the appropriate field requirement and deliverable.</w:t>
@@ -309,10 +309,10 @@
               <w:end w:w="80" w:type="dxa"/>
             </w:tcMar>
             <w:tcBorders>
-              <w:top w:val="single" w:sz="4" w:color="D9E1E6"/>
-              <w:left w:val="single" w:sz="4" w:color="D9E1E6"/>
-              <w:bottom w:val="single" w:sz="4" w:color="D9E1E6"/>
-              <w:right w:val="single" w:sz="4" w:color="D9E1E6"/>
+              <w:top w:val="single" w:sz="4" w:color="DDD2B4"/>
+              <w:left w:val="single" w:sz="4" w:color="DDD2B4"/>
+              <w:bottom w:val="single" w:sz="4" w:color="DDD2B4"/>
+              <w:right w:val="single" w:sz="4" w:color="DDD2B4"/>
             </w:tcBorders>
           </w:tcPr>
           <w:p>
@@ -364,12 +364,12 @@
               <w:bottom w:w="110" w:type="dxa"/>
               <w:end w:w="140" w:type="dxa"/>
             </w:tcMar>
-            <w:shd w:fill="F8F5EF"/>
+            <w:shd w:fill="FBF7EE"/>
             <w:tcBorders>
-              <w:top w:val="single" w:sz="4" w:color="D9E1E6"/>
-              <w:left w:val="single" w:sz="4" w:color="D9E1E6"/>
-              <w:bottom w:val="single" w:sz="4" w:color="D9E1E6"/>
-              <w:right w:val="single" w:sz="4" w:color="D9E1E6"/>
+              <w:top w:val="single" w:sz="4" w:color="DDD2B4"/>
+              <w:left w:val="single" w:sz="4" w:color="DDD2B4"/>
+              <w:bottom w:val="single" w:sz="4" w:color="DDD2B4"/>
+              <w:right w:val="single" w:sz="4" w:color="DDD2B4"/>
             </w:tcBorders>
           </w:tcPr>
           <w:p>
@@ -380,7 +380,7 @@
               <w:rPr>
                 <w:rFonts w:ascii="Arial" w:hAnsi="Arial" w:eastAsia="Arial"/>
                 <w:b/>
-                <w:color w:val="C64534"/>
+                <w:color w:val="C1452F"/>
                 <w:sz w:val="13"/>
               </w:rPr>
               <w:t>BOUNDARY AND CADASTRAL SURVEY</w:t>
@@ -394,7 +394,7 @@
               <w:rPr>
                 <w:rFonts w:ascii="Arial" w:hAnsi="Arial" w:eastAsia="Arial"/>
                 <w:b/>
-                <w:color w:val="071B2B"/>
+                <w:color w:val="12211B"/>
                 <w:sz w:val="28"/>
               </w:rPr>
               <w:t>Secure or clarify land</w:t>
@@ -407,7 +407,7 @@
             <w:r>
               <w:rPr>
                 <w:rFonts w:ascii="Arial" w:hAnsi="Arial" w:eastAsia="Arial"/>
-                <w:color w:val="5F707C"/>
+                <w:color w:val="5C6A5E"/>
                 <w:sz w:val="16"/>
               </w:rPr>
               <w:t>Establish parcel identity on the ground, review available survey information and support land documentation or boundary decisions.</w:t>
@@ -421,7 +421,7 @@
               <w:rPr>
                 <w:rFonts w:ascii="Arial" w:hAnsi="Arial" w:eastAsia="Arial"/>
                 <w:b/>
-                <w:color w:val="071B2B"/>
+                <w:color w:val="12211B"/>
                 <w:sz w:val="14"/>
               </w:rPr>
               <w:t xml:space="preserve">Possible outputs: </w:t>
@@ -429,7 +429,7 @@
             <w:r>
               <w:rPr>
                 <w:rFonts w:ascii="Arial" w:hAnsi="Arial" w:eastAsia="Arial"/>
-                <w:color w:val="5F707C"/>
+                <w:color w:val="5C6A5E"/>
                 <w:sz w:val="14"/>
               </w:rPr>
               <w:t>Boundary plan · coordinates · survey records</w:t>
@@ -472,10 +472,10 @@
               <w:end w:w="80" w:type="dxa"/>
             </w:tcMar>
             <w:tcBorders>
-              <w:top w:val="single" w:sz="4" w:color="D9E1E6"/>
-              <w:left w:val="single" w:sz="4" w:color="D9E1E6"/>
-              <w:bottom w:val="single" w:sz="4" w:color="D9E1E6"/>
-              <w:right w:val="single" w:sz="4" w:color="D9E1E6"/>
+              <w:top w:val="single" w:sz="4" w:color="DDD2B4"/>
+              <w:left w:val="single" w:sz="4" w:color="DDD2B4"/>
+              <w:bottom w:val="single" w:sz="4" w:color="DDD2B4"/>
+              <w:right w:val="single" w:sz="4" w:color="DDD2B4"/>
             </w:tcBorders>
           </w:tcPr>
           <w:p>
@@ -527,12 +527,12 @@
               <w:bottom w:w="110" w:type="dxa"/>
               <w:end w:w="140" w:type="dxa"/>
             </w:tcMar>
-            <w:shd w:fill="F3F6F8"/>
+            <w:shd w:fill="F7F1E4"/>
             <w:tcBorders>
-              <w:top w:val="single" w:sz="4" w:color="D9E1E6"/>
-              <w:left w:val="single" w:sz="4" w:color="D9E1E6"/>
-              <w:bottom w:val="single" w:sz="4" w:color="D9E1E6"/>
-              <w:right w:val="single" w:sz="4" w:color="D9E1E6"/>
+              <w:top w:val="single" w:sz="4" w:color="DDD2B4"/>
+              <w:left w:val="single" w:sz="4" w:color="DDD2B4"/>
+              <w:bottom w:val="single" w:sz="4" w:color="DDD2B4"/>
+              <w:right w:val="single" w:sz="4" w:color="DDD2B4"/>
             </w:tcBorders>
           </w:tcPr>
           <w:p>
@@ -543,7 +543,7 @@
               <w:rPr>
                 <w:rFonts w:ascii="Arial" w:hAnsi="Arial" w:eastAsia="Arial"/>
                 <w:b/>
-                <w:color w:val="C64534"/>
+                <w:color w:val="C1452F"/>
                 <w:sz w:val="13"/>
               </w:rPr>
               <w:t>TOPOGRAPHIC SURVEY</w:t>
@@ -557,7 +557,7 @@
               <w:rPr>
                 <w:rFonts w:ascii="Arial" w:hAnsi="Arial" w:eastAsia="Arial"/>
                 <w:b/>
-                <w:color w:val="071B2B"/>
+                <w:color w:val="12211B"/>
                 <w:sz w:val="28"/>
               </w:rPr>
               <w:t>Prepare a site for design</w:t>
@@ -570,7 +570,7 @@
             <w:r>
               <w:rPr>
                 <w:rFonts w:ascii="Arial" w:hAnsi="Arial" w:eastAsia="Arial"/>
-                <w:color w:val="5F707C"/>
+                <w:color w:val="5C6A5E"/>
                 <w:sz w:val="16"/>
               </w:rPr>
               <w:t>Capture terrain, levels and visible site features so architects and engineers can plan from measured conditions.</w:t>
@@ -584,7 +584,7 @@
               <w:rPr>
                 <w:rFonts w:ascii="Arial" w:hAnsi="Arial" w:eastAsia="Arial"/>
                 <w:b/>
-                <w:color w:val="071B2B"/>
+                <w:color w:val="12211B"/>
                 <w:sz w:val="14"/>
               </w:rPr>
               <w:t xml:space="preserve">Possible outputs: </w:t>
@@ -592,7 +592,7 @@
             <w:r>
               <w:rPr>
                 <w:rFonts w:ascii="Arial" w:hAnsi="Arial" w:eastAsia="Arial"/>
-                <w:color w:val="5F707C"/>
+                <w:color w:val="5C6A5E"/>
                 <w:sz w:val="14"/>
               </w:rPr>
               <w:t>Topographic plan · contours · CAD data</w:t>
@@ -635,10 +635,10 @@
               <w:end w:w="80" w:type="dxa"/>
             </w:tcMar>
             <w:tcBorders>
-              <w:top w:val="single" w:sz="4" w:color="D9E1E6"/>
-              <w:left w:val="single" w:sz="4" w:color="D9E1E6"/>
-              <w:bottom w:val="single" w:sz="4" w:color="D9E1E6"/>
-              <w:right w:val="single" w:sz="4" w:color="D9E1E6"/>
+              <w:top w:val="single" w:sz="4" w:color="DDD2B4"/>
+              <w:left w:val="single" w:sz="4" w:color="DDD2B4"/>
+              <w:bottom w:val="single" w:sz="4" w:color="DDD2B4"/>
+              <w:right w:val="single" w:sz="4" w:color="DDD2B4"/>
             </w:tcBorders>
           </w:tcPr>
           <w:p>
@@ -690,12 +690,12 @@
               <w:bottom w:w="110" w:type="dxa"/>
               <w:end w:w="140" w:type="dxa"/>
             </w:tcMar>
-            <w:shd w:fill="F8F5EF"/>
+            <w:shd w:fill="FBF7EE"/>
             <w:tcBorders>
-              <w:top w:val="single" w:sz="4" w:color="D9E1E6"/>
-              <w:left w:val="single" w:sz="4" w:color="D9E1E6"/>
-              <w:bottom w:val="single" w:sz="4" w:color="D9E1E6"/>
-              <w:right w:val="single" w:sz="4" w:color="D9E1E6"/>
+              <w:top w:val="single" w:sz="4" w:color="DDD2B4"/>
+              <w:left w:val="single" w:sz="4" w:color="DDD2B4"/>
+              <w:bottom w:val="single" w:sz="4" w:color="DDD2B4"/>
+              <w:right w:val="single" w:sz="4" w:color="DDD2B4"/>
             </w:tcBorders>
           </w:tcPr>
           <w:p>
@@ -706,7 +706,7 @@
               <w:rPr>
                 <w:rFonts w:ascii="Arial" w:hAnsi="Arial" w:eastAsia="Arial"/>
                 <w:b/>
-                <w:color w:val="C64534"/>
+                <w:color w:val="C1452F"/>
                 <w:sz w:val="13"/>
               </w:rPr>
               <w:t>ENGINEERING SURVEY</w:t>
@@ -720,7 +720,7 @@
               <w:rPr>
                 <w:rFonts w:ascii="Arial" w:hAnsi="Arial" w:eastAsia="Arial"/>
                 <w:b/>
-                <w:color w:val="071B2B"/>
+                <w:color w:val="12211B"/>
                 <w:sz w:val="28"/>
               </w:rPr>
               <w:t>Set out and verify construction</w:t>
@@ -733,7 +733,7 @@
             <w:r>
               <w:rPr>
                 <w:rFonts w:ascii="Arial" w:hAnsi="Arial" w:eastAsia="Arial"/>
-                <w:color w:val="5F707C"/>
+                <w:color w:val="5C6A5E"/>
                 <w:sz w:val="16"/>
               </w:rPr>
               <w:t>Transfer design positions and levels to site, establish control and record completed work.</w:t>
@@ -747,7 +747,7 @@
               <w:rPr>
                 <w:rFonts w:ascii="Arial" w:hAnsi="Arial" w:eastAsia="Arial"/>
                 <w:b/>
-                <w:color w:val="071B2B"/>
+                <w:color w:val="12211B"/>
                 <w:sz w:val="14"/>
               </w:rPr>
               <w:t xml:space="preserve">Possible outputs: </w:t>
@@ -755,7 +755,7 @@
             <w:r>
               <w:rPr>
                 <w:rFonts w:ascii="Arial" w:hAnsi="Arial" w:eastAsia="Arial"/>
-                <w:color w:val="5F707C"/>
+                <w:color w:val="5C6A5E"/>
                 <w:sz w:val="14"/>
               </w:rPr>
               <w:t>Setting-out data · checks · as-built records</w:t>
@@ -798,10 +798,10 @@
               <w:end w:w="80" w:type="dxa"/>
             </w:tcMar>
             <w:tcBorders>
-              <w:top w:val="single" w:sz="4" w:color="D9E1E6"/>
-              <w:left w:val="single" w:sz="4" w:color="D9E1E6"/>
-              <w:bottom w:val="single" w:sz="4" w:color="D9E1E6"/>
-              <w:right w:val="single" w:sz="4" w:color="D9E1E6"/>
+              <w:top w:val="single" w:sz="4" w:color="DDD2B4"/>
+              <w:left w:val="single" w:sz="4" w:color="DDD2B4"/>
+              <w:bottom w:val="single" w:sz="4" w:color="DDD2B4"/>
+              <w:right w:val="single" w:sz="4" w:color="DDD2B4"/>
             </w:tcBorders>
           </w:tcPr>
           <w:p>
@@ -853,12 +853,12 @@
               <w:bottom w:w="110" w:type="dxa"/>
               <w:end w:w="140" w:type="dxa"/>
             </w:tcMar>
-            <w:shd w:fill="F3F6F8"/>
+            <w:shd w:fill="F7F1E4"/>
             <w:tcBorders>
-              <w:top w:val="single" w:sz="4" w:color="D9E1E6"/>
-              <w:left w:val="single" w:sz="4" w:color="D9E1E6"/>
-              <w:bottom w:val="single" w:sz="4" w:color="D9E1E6"/>
-              <w:right w:val="single" w:sz="4" w:color="D9E1E6"/>
+              <w:top w:val="single" w:sz="4" w:color="DDD2B4"/>
+              <w:left w:val="single" w:sz="4" w:color="DDD2B4"/>
+              <w:bottom w:val="single" w:sz="4" w:color="DDD2B4"/>
+              <w:right w:val="single" w:sz="4" w:color="DDD2B4"/>
             </w:tcBorders>
           </w:tcPr>
           <w:p>
@@ -869,7 +869,7 @@
               <w:rPr>
                 <w:rFonts w:ascii="Arial" w:hAnsi="Arial" w:eastAsia="Arial"/>
                 <w:b/>
-                <w:color w:val="C64534"/>
+                <w:color w:val="C1452F"/>
                 <w:sz w:val="13"/>
               </w:rPr>
               <w:t>GIS, MAPPING AND REMOTE SENSING</w:t>
@@ -883,7 +883,7 @@
               <w:rPr>
                 <w:rFonts w:ascii="Arial" w:hAnsi="Arial" w:eastAsia="Arial"/>
                 <w:b/>
-                <w:color w:val="071B2B"/>
+                <w:color w:val="12211B"/>
                 <w:sz w:val="28"/>
               </w:rPr>
               <w:t>Map land, routes and assets</w:t>
@@ -896,7 +896,7 @@
             <w:r>
               <w:rPr>
                 <w:rFonts w:ascii="Arial" w:hAnsi="Arial" w:eastAsia="Arial"/>
-                <w:color w:val="5F707C"/>
+                <w:color w:val="5C6A5E"/>
                 <w:sz w:val="16"/>
               </w:rPr>
               <w:t>Organise locations, imagery and attributes into maps and datasets that are easier to understand and manage.</w:t>
@@ -910,7 +910,7 @@
               <w:rPr>
                 <w:rFonts w:ascii="Arial" w:hAnsi="Arial" w:eastAsia="Arial"/>
                 <w:b/>
-                <w:color w:val="071B2B"/>
+                <w:color w:val="12211B"/>
                 <w:sz w:val="14"/>
               </w:rPr>
               <w:t xml:space="preserve">Possible outputs: </w:t>
@@ -918,7 +918,7 @@
             <w:r>
               <w:rPr>
                 <w:rFonts w:ascii="Arial" w:hAnsi="Arial" w:eastAsia="Arial"/>
-                <w:color w:val="5F707C"/>
+                <w:color w:val="5C6A5E"/>
                 <w:sz w:val="14"/>
               </w:rPr>
               <w:t>GIS layers · maps · imagery products · analysis</w:t>
@@ -976,7 +976,7 @@
         <w:rPr>
           <w:rFonts w:ascii="Arial" w:hAnsi="Arial" w:eastAsia="Arial"/>
           <w:b w:val="0"/>
-          <w:color w:val="5F707C"/>
+          <w:color w:val="5C6A5E"/>
           <w:sz w:val="21"/>
         </w:rPr>
         <w:t>The scope is agreed around the project purpose, site conditions, reference requirements and expected output.</w:t>
@@ -1003,12 +1003,12 @@
               <w:bottom w:w="140" w:type="dxa"/>
               <w:end w:w="150" w:type="dxa"/>
             </w:tcMar>
-            <w:shd w:fill="F8F5EF"/>
+            <w:shd w:fill="FBF7EE"/>
             <w:tcBorders>
-              <w:top w:val="single" w:sz="4" w:color="D9E1E6"/>
-              <w:left w:val="single" w:sz="4" w:color="D9E1E6"/>
-              <w:bottom w:val="single" w:sz="4" w:color="D9E1E6"/>
-              <w:right w:val="single" w:sz="4" w:color="D9E1E6"/>
+              <w:top w:val="single" w:sz="4" w:color="DDD2B4"/>
+              <w:left w:val="single" w:sz="4" w:color="DDD2B4"/>
+              <w:bottom w:val="single" w:sz="4" w:color="DDD2B4"/>
+              <w:right w:val="single" w:sz="4" w:color="DDD2B4"/>
             </w:tcBorders>
           </w:tcPr>
           <w:p>
@@ -1019,7 +1019,7 @@
               <w:rPr>
                 <w:rFonts w:ascii="Arial" w:hAnsi="Arial" w:eastAsia="Arial"/>
                 <w:b/>
-                <w:color w:val="071B2B"/>
+                <w:color w:val="12211B"/>
                 <w:sz w:val="20"/>
               </w:rPr>
               <w:t>Boundary &amp; cadastral survey</w:t>
@@ -1032,7 +1032,7 @@
             <w:r>
               <w:rPr>
                 <w:rFonts w:ascii="Arial" w:hAnsi="Arial" w:eastAsia="Arial"/>
-                <w:color w:val="5F707C"/>
+                <w:color w:val="5C6A5E"/>
                 <w:sz w:val="16"/>
               </w:rPr>
               <w:t>Parcel identification, boundary definition and survey records.</w:t>
@@ -1048,12 +1048,12 @@
               <w:bottom w:w="140" w:type="dxa"/>
               <w:end w:w="150" w:type="dxa"/>
             </w:tcMar>
-            <w:shd w:fill="F3F6F8"/>
+            <w:shd w:fill="F7F1E4"/>
             <w:tcBorders>
-              <w:top w:val="single" w:sz="4" w:color="D9E1E6"/>
-              <w:left w:val="single" w:sz="4" w:color="D9E1E6"/>
-              <w:bottom w:val="single" w:sz="4" w:color="D9E1E6"/>
-              <w:right w:val="single" w:sz="4" w:color="D9E1E6"/>
+              <w:top w:val="single" w:sz="4" w:color="DDD2B4"/>
+              <w:left w:val="single" w:sz="4" w:color="DDD2B4"/>
+              <w:bottom w:val="single" w:sz="4" w:color="DDD2B4"/>
+              <w:right w:val="single" w:sz="4" w:color="DDD2B4"/>
             </w:tcBorders>
           </w:tcPr>
           <w:p>
@@ -1064,7 +1064,7 @@
               <w:rPr>
                 <w:rFonts w:ascii="Arial" w:hAnsi="Arial" w:eastAsia="Arial"/>
                 <w:b/>
-                <w:color w:val="071B2B"/>
+                <w:color w:val="12211B"/>
                 <w:sz w:val="20"/>
               </w:rPr>
               <w:t>Topographic survey</w:t>
@@ -1077,7 +1077,7 @@
             <w:r>
               <w:rPr>
                 <w:rFonts w:ascii="Arial" w:hAnsi="Arial" w:eastAsia="Arial"/>
-                <w:color w:val="5F707C"/>
+                <w:color w:val="5C6A5E"/>
                 <w:sz w:val="16"/>
               </w:rPr>
               <w:t>Terrain, spot levels, contours and visible features.</w:t>
@@ -1095,12 +1095,12 @@
               <w:bottom w:w="140" w:type="dxa"/>
               <w:end w:w="150" w:type="dxa"/>
             </w:tcMar>
-            <w:shd w:fill="F3F6F8"/>
+            <w:shd w:fill="F7F1E4"/>
             <w:tcBorders>
-              <w:top w:val="single" w:sz="4" w:color="D9E1E6"/>
-              <w:left w:val="single" w:sz="4" w:color="D9E1E6"/>
-              <w:bottom w:val="single" w:sz="4" w:color="D9E1E6"/>
-              <w:right w:val="single" w:sz="4" w:color="D9E1E6"/>
+              <w:top w:val="single" w:sz="4" w:color="DDD2B4"/>
+              <w:left w:val="single" w:sz="4" w:color="DDD2B4"/>
+              <w:bottom w:val="single" w:sz="4" w:color="DDD2B4"/>
+              <w:right w:val="single" w:sz="4" w:color="DDD2B4"/>
             </w:tcBorders>
           </w:tcPr>
           <w:p>
@@ -1111,7 +1111,7 @@
               <w:rPr>
                 <w:rFonts w:ascii="Arial" w:hAnsi="Arial" w:eastAsia="Arial"/>
                 <w:b/>
-                <w:color w:val="071B2B"/>
+                <w:color w:val="12211B"/>
                 <w:sz w:val="20"/>
               </w:rPr>
               <w:t>Engineering survey</w:t>
@@ -1124,7 +1124,7 @@
             <w:r>
               <w:rPr>
                 <w:rFonts w:ascii="Arial" w:hAnsi="Arial" w:eastAsia="Arial"/>
-                <w:color w:val="5F707C"/>
+                <w:color w:val="5C6A5E"/>
                 <w:sz w:val="16"/>
               </w:rPr>
               <w:t>Setting out, control, level transfer, checks and as-built measurement.</w:t>
@@ -1140,12 +1140,12 @@
               <w:bottom w:w="140" w:type="dxa"/>
               <w:end w:w="150" w:type="dxa"/>
             </w:tcMar>
-            <w:shd w:fill="F8F5EF"/>
+            <w:shd w:fill="FBF7EE"/>
             <w:tcBorders>
-              <w:top w:val="single" w:sz="4" w:color="D9E1E6"/>
-              <w:left w:val="single" w:sz="4" w:color="D9E1E6"/>
-              <w:bottom w:val="single" w:sz="4" w:color="D9E1E6"/>
-              <w:right w:val="single" w:sz="4" w:color="D9E1E6"/>
+              <w:top w:val="single" w:sz="4" w:color="DDD2B4"/>
+              <w:left w:val="single" w:sz="4" w:color="DDD2B4"/>
+              <w:bottom w:val="single" w:sz="4" w:color="DDD2B4"/>
+              <w:right w:val="single" w:sz="4" w:color="DDD2B4"/>
             </w:tcBorders>
           </w:tcPr>
           <w:p>
@@ -1156,7 +1156,7 @@
               <w:rPr>
                 <w:rFonts w:ascii="Arial" w:hAnsi="Arial" w:eastAsia="Arial"/>
                 <w:b/>
-                <w:color w:val="071B2B"/>
+                <w:color w:val="12211B"/>
                 <w:sz w:val="20"/>
               </w:rPr>
               <w:t>GIS &amp; spatial analysis</w:t>
@@ -1169,7 +1169,7 @@
             <w:r>
               <w:rPr>
                 <w:rFonts w:ascii="Arial" w:hAnsi="Arial" w:eastAsia="Arial"/>
-                <w:color w:val="5F707C"/>
+                <w:color w:val="5C6A5E"/>
                 <w:sz w:val="16"/>
               </w:rPr>
               <w:t>Maps, layers, databases and location-based analysis.</w:t>
@@ -1187,12 +1187,12 @@
               <w:bottom w:w="140" w:type="dxa"/>
               <w:end w:w="150" w:type="dxa"/>
             </w:tcMar>
-            <w:shd w:fill="F3F6F8"/>
+            <w:shd w:fill="F7F1E4"/>
             <w:tcBorders>
-              <w:top w:val="single" w:sz="4" w:color="D9E1E6"/>
-              <w:left w:val="single" w:sz="4" w:color="D9E1E6"/>
-              <w:bottom w:val="single" w:sz="4" w:color="D9E1E6"/>
-              <w:right w:val="single" w:sz="4" w:color="D9E1E6"/>
+              <w:top w:val="single" w:sz="4" w:color="DDD2B4"/>
+              <w:left w:val="single" w:sz="4" w:color="DDD2B4"/>
+              <w:bottom w:val="single" w:sz="4" w:color="DDD2B4"/>
+              <w:right w:val="single" w:sz="4" w:color="DDD2B4"/>
             </w:tcBorders>
           </w:tcPr>
           <w:p>
@@ -1203,7 +1203,7 @@
               <w:rPr>
                 <w:rFonts w:ascii="Arial" w:hAnsi="Arial" w:eastAsia="Arial"/>
                 <w:b/>
-                <w:color w:val="071B2B"/>
+                <w:color w:val="12211B"/>
                 <w:sz w:val="20"/>
               </w:rPr>
               <w:t>Remote sensing</w:t>
@@ -1216,7 +1216,7 @@
             <w:r>
               <w:rPr>
                 <w:rFonts w:ascii="Arial" w:hAnsi="Arial" w:eastAsia="Arial"/>
-                <w:color w:val="5F707C"/>
+                <w:color w:val="5C6A5E"/>
                 <w:sz w:val="16"/>
               </w:rPr>
               <w:t>Imagery-supported mapping, monitoring and area analysis.</w:t>
@@ -1232,12 +1232,12 @@
               <w:bottom w:w="140" w:type="dxa"/>
               <w:end w:w="150" w:type="dxa"/>
             </w:tcMar>
-            <w:shd w:fill="F3F6F8"/>
+            <w:shd w:fill="F7F1E4"/>
             <w:tcBorders>
-              <w:top w:val="single" w:sz="4" w:color="D9E1E6"/>
-              <w:left w:val="single" w:sz="4" w:color="D9E1E6"/>
-              <w:bottom w:val="single" w:sz="4" w:color="D9E1E6"/>
-              <w:right w:val="single" w:sz="4" w:color="D9E1E6"/>
+              <w:top w:val="single" w:sz="4" w:color="DDD2B4"/>
+              <w:left w:val="single" w:sz="4" w:color="DDD2B4"/>
+              <w:bottom w:val="single" w:sz="4" w:color="DDD2B4"/>
+              <w:right w:val="single" w:sz="4" w:color="DDD2B4"/>
             </w:tcBorders>
           </w:tcPr>
           <w:p>
@@ -1248,7 +1248,7 @@
               <w:rPr>
                 <w:rFonts w:ascii="Arial" w:hAnsi="Arial" w:eastAsia="Arial"/>
                 <w:b/>
-                <w:color w:val="071B2B"/>
+                <w:color w:val="12211B"/>
                 <w:sz w:val="20"/>
               </w:rPr>
               <w:t>Land &amp; spatial advisory</w:t>
@@ -1261,7 +1261,7 @@
             <w:r>
               <w:rPr>
                 <w:rFonts w:ascii="Arial" w:hAnsi="Arial" w:eastAsia="Arial"/>
-                <w:color w:val="5F707C"/>
+                <w:color w:val="5C6A5E"/>
                 <w:sz w:val="16"/>
               </w:rPr>
               <w:t>Early-stage review of information gaps and suitable outputs.</w:t>
@@ -1315,9 +1315,9 @@
               <w:bottom w:w="120" w:type="dxa"/>
               <w:end w:w="110" w:type="dxa"/>
             </w:tcMar>
-            <w:shd w:fill="071B2B"/>
+            <w:shd w:fill="12211B"/>
             <w:tcBorders>
-              <w:right w:val="single" w:sz="4" w:color="385063"/>
+              <w:right w:val="single" w:sz="4" w:color="1A2F26"/>
             </w:tcBorders>
           </w:tcPr>
           <w:p>
@@ -1341,7 +1341,7 @@
             <w:r>
               <w:rPr>
                 <w:rFonts w:ascii="Arial" w:hAnsi="Arial" w:eastAsia="Arial"/>
-                <w:color w:val="B9CBD4"/>
+                <w:color w:val="E7DCC2"/>
                 <w:sz w:val="14"/>
               </w:rPr>
               <w:t>Location, purpose, approximate extent and available records.</w:t>
@@ -1357,9 +1357,9 @@
               <w:bottom w:w="120" w:type="dxa"/>
               <w:end w:w="110" w:type="dxa"/>
             </w:tcMar>
-            <w:shd w:fill="071B2B"/>
+            <w:shd w:fill="12211B"/>
             <w:tcBorders>
-              <w:right w:val="single" w:sz="4" w:color="385063"/>
+              <w:right w:val="single" w:sz="4" w:color="1A2F26"/>
             </w:tcBorders>
           </w:tcPr>
           <w:p>
@@ -1383,7 +1383,7 @@
             <w:r>
               <w:rPr>
                 <w:rFonts w:ascii="Arial" w:hAnsi="Arial" w:eastAsia="Arial"/>
-                <w:color w:val="B9CBD4"/>
+                <w:color w:val="E7DCC2"/>
                 <w:sz w:val="14"/>
               </w:rPr>
               <w:t>Field requirement, deliverables, access, timing and commercial terms.</w:t>
@@ -1399,9 +1399,9 @@
               <w:bottom w:w="120" w:type="dxa"/>
               <w:end w:w="110" w:type="dxa"/>
             </w:tcMar>
-            <w:shd w:fill="071B2B"/>
+            <w:shd w:fill="12211B"/>
             <w:tcBorders>
-              <w:right w:val="single" w:sz="4" w:color="385063"/>
+              <w:right w:val="single" w:sz="4" w:color="1A2F26"/>
             </w:tcBorders>
           </w:tcPr>
           <w:p>
@@ -1425,7 +1425,7 @@
             <w:r>
               <w:rPr>
                 <w:rFonts w:ascii="Arial" w:hAnsi="Arial" w:eastAsia="Arial"/>
-                <w:color w:val="B9CBD4"/>
+                <w:color w:val="E7DCC2"/>
                 <w:sz w:val="14"/>
               </w:rPr>
               <w:t>Measurements, checks and data processing for the agreed purpose.</w:t>
@@ -1441,9 +1441,9 @@
               <w:bottom w:w="120" w:type="dxa"/>
               <w:end w:w="110" w:type="dxa"/>
             </w:tcMar>
-            <w:shd w:fill="071B2B"/>
+            <w:shd w:fill="12211B"/>
             <w:tcBorders>
-              <w:right w:val="single" w:sz="4" w:color="385063"/>
+              <w:right w:val="single" w:sz="4" w:color="1A2F26"/>
             </w:tcBorders>
           </w:tcPr>
           <w:p>
@@ -1467,7 +1467,7 @@
             <w:r>
               <w:rPr>
                 <w:rFonts w:ascii="Arial" w:hAnsi="Arial" w:eastAsia="Arial"/>
-                <w:color w:val="B9CBD4"/>
+                <w:color w:val="E7DCC2"/>
                 <w:sz w:val="14"/>
               </w:rPr>
               <w:t>Plans, coordinates, files or reports prepared for the next user.</w:t>
@@ -1520,10 +1520,10 @@
               <w:end w:w="135" w:type="dxa"/>
             </w:tcMar>
             <w:tcBorders>
-              <w:top w:val="single" w:sz="4" w:color="D9E1E6"/>
-              <w:left w:val="single" w:sz="4" w:color="D9E1E6"/>
-              <w:bottom w:val="single" w:sz="4" w:color="D9E1E6"/>
-              <w:right w:val="single" w:sz="4" w:color="D9E1E6"/>
+              <w:top w:val="single" w:sz="4" w:color="DDD2B4"/>
+              <w:left w:val="single" w:sz="4" w:color="DDD2B4"/>
+              <w:bottom w:val="single" w:sz="4" w:color="DDD2B4"/>
+              <w:right w:val="single" w:sz="4" w:color="DDD2B4"/>
             </w:tcBorders>
           </w:tcPr>
           <w:p>
@@ -1534,7 +1534,7 @@
               <w:rPr>
                 <w:rFonts w:ascii="Arial" w:hAnsi="Arial" w:eastAsia="Arial"/>
                 <w:b/>
-                <w:color w:val="C64534"/>
+                <w:color w:val="C1452F"/>
                 <w:sz w:val="13"/>
               </w:rPr>
               <w:t>REGISTERED SURVEYOR</w:t>
@@ -1548,7 +1548,7 @@
               <w:rPr>
                 <w:rFonts w:ascii="Arial" w:hAnsi="Arial" w:eastAsia="Arial"/>
                 <w:b/>
-                <w:color w:val="071B2B"/>
+                <w:color w:val="12211B"/>
                 <w:sz w:val="17"/>
               </w:rPr>
               <w:t>Hamid Adebare</w:t>
@@ -1565,10 +1565,10 @@
               <w:end w:w="135" w:type="dxa"/>
             </w:tcMar>
             <w:tcBorders>
-              <w:top w:val="single" w:sz="4" w:color="D9E1E6"/>
-              <w:left w:val="single" w:sz="4" w:color="D9E1E6"/>
-              <w:bottom w:val="single" w:sz="4" w:color="D9E1E6"/>
-              <w:right w:val="single" w:sz="4" w:color="D9E1E6"/>
+              <w:top w:val="single" w:sz="4" w:color="DDD2B4"/>
+              <w:left w:val="single" w:sz="4" w:color="DDD2B4"/>
+              <w:bottom w:val="single" w:sz="4" w:color="DDD2B4"/>
+              <w:right w:val="single" w:sz="4" w:color="DDD2B4"/>
             </w:tcBorders>
           </w:tcPr>
           <w:p>
@@ -1579,7 +1579,7 @@
               <w:rPr>
                 <w:rFonts w:ascii="Arial" w:hAnsi="Arial" w:eastAsia="Arial"/>
                 <w:b/>
-                <w:color w:val="C64534"/>
+                <w:color w:val="C1452F"/>
                 <w:sz w:val="13"/>
               </w:rPr>
               <w:t>COMPANY REGISTRATION</w:t>
@@ -1593,7 +1593,7 @@
               <w:rPr>
                 <w:rFonts w:ascii="Arial" w:hAnsi="Arial" w:eastAsia="Arial"/>
                 <w:b/>
-                <w:color w:val="071B2B"/>
+                <w:color w:val="12211B"/>
                 <w:sz w:val="17"/>
               </w:rPr>
               <w:t>Hambare Geosurveys Nig. Ltd. · RC 1530958</w:t>
@@ -1612,10 +1612,10 @@
               <w:end w:w="135" w:type="dxa"/>
             </w:tcMar>
             <w:tcBorders>
-              <w:top w:val="single" w:sz="4" w:color="D9E1E6"/>
-              <w:left w:val="single" w:sz="4" w:color="D9E1E6"/>
-              <w:bottom w:val="single" w:sz="4" w:color="D9E1E6"/>
-              <w:right w:val="single" w:sz="4" w:color="D9E1E6"/>
+              <w:top w:val="single" w:sz="4" w:color="DDD2B4"/>
+              <w:left w:val="single" w:sz="4" w:color="DDD2B4"/>
+              <w:bottom w:val="single" w:sz="4" w:color="DDD2B4"/>
+              <w:right w:val="single" w:sz="4" w:color="DDD2B4"/>
             </w:tcBorders>
           </w:tcPr>
           <w:p>
@@ -1626,7 +1626,7 @@
               <w:rPr>
                 <w:rFonts w:ascii="Arial" w:hAnsi="Arial" w:eastAsia="Arial"/>
                 <w:b/>
-                <w:color w:val="C64534"/>
+                <w:color w:val="C1452F"/>
                 <w:sz w:val="13"/>
               </w:rPr>
               <w:t>OPERATIONAL ADDRESS</w:t>
@@ -1640,7 +1640,7 @@
               <w:rPr>
                 <w:rFonts w:ascii="Arial" w:hAnsi="Arial" w:eastAsia="Arial"/>
                 <w:b/>
-                <w:color w:val="071B2B"/>
+                <w:color w:val="12211B"/>
                 <w:sz w:val="17"/>
               </w:rPr>
               <w:t>Alhaji Balogun’s House, Oke-Esa, Iseyin, Oyo State</w:t>
@@ -1657,10 +1657,10 @@
               <w:end w:w="135" w:type="dxa"/>
             </w:tcMar>
             <w:tcBorders>
-              <w:top w:val="single" w:sz="4" w:color="D9E1E6"/>
-              <w:left w:val="single" w:sz="4" w:color="D9E1E6"/>
-              <w:bottom w:val="single" w:sz="4" w:color="D9E1E6"/>
-              <w:right w:val="single" w:sz="4" w:color="D9E1E6"/>
+              <w:top w:val="single" w:sz="4" w:color="DDD2B4"/>
+              <w:left w:val="single" w:sz="4" w:color="DDD2B4"/>
+              <w:bottom w:val="single" w:sz="4" w:color="DDD2B4"/>
+              <w:right w:val="single" w:sz="4" w:color="DDD2B4"/>
             </w:tcBorders>
           </w:tcPr>
           <w:p>
@@ -1671,7 +1671,7 @@
               <w:rPr>
                 <w:rFonts w:ascii="Arial" w:hAnsi="Arial" w:eastAsia="Arial"/>
                 <w:b/>
-                <w:color w:val="C64534"/>
+                <w:color w:val="C1452F"/>
                 <w:sz w:val="13"/>
               </w:rPr>
               <w:t>CALL / WHATSAPP</w:t>
@@ -1685,7 +1685,7 @@
               <w:rPr>
                 <w:rFonts w:ascii="Arial" w:hAnsi="Arial" w:eastAsia="Arial"/>
                 <w:b/>
-                <w:color w:val="071B2B"/>
+                <w:color w:val="12211B"/>
                 <w:sz w:val="17"/>
               </w:rPr>
               <w:t>+234 803 478 4082</w:t>
@@ -1703,7 +1703,7 @@
         <w:rPr>
           <w:rFonts w:ascii="Arial" w:hAnsi="Arial" w:eastAsia="Arial"/>
           <w:b w:val="0"/>
-          <w:color w:val="5F707C"/>
+          <w:color w:val="5C6A5E"/>
           <w:sz w:val="13"/>
         </w:rPr>
         <w:t>Representative industry photography is used for service illustration and is not presented as a Hambare project portfolio.</w:t>
@@ -1760,7 +1760,7 @@
           <w:r>
             <w:rPr>
               <w:rFonts w:ascii="Arial" w:hAnsi="Arial" w:eastAsia="Arial"/>
-              <w:color w:val="5F707C"/>
+              <w:color w:val="5C6A5E"/>
               <w:sz w:val="14"/>
             </w:rPr>
             <w:t>HAMBARE GEOSURVEYS NIG. LTD.  |  RC 1530958</w:t>
@@ -1906,7 +1906,7 @@
             <w:rPr>
               <w:rFonts w:ascii="Arial" w:hAnsi="Arial" w:eastAsia="Arial"/>
               <w:b/>
-              <w:color w:val="071B2B"/>
+              <w:color w:val="12211B"/>
               <w:sz w:val="13"/>
             </w:rPr>
             <w:t>LAND SURVEYING  |  ENGINEERING SURVEY  |  GIS</w:t>
@@ -2286,7 +2286,7 @@
     </w:pPr>
     <w:rPr>
       <w:rFonts w:ascii="Arial" w:hAnsi="Arial" w:eastAsia="Arial"/>
-      <w:color w:val="12222E"/>
+      <w:color w:val="12211B"/>
       <w:sz w:val="19"/>
     </w:rPr>
   </w:style>
@@ -2364,7 +2364,7 @@
       <w:rFonts w:asciiTheme="majorHAnsi" w:eastAsiaTheme="majorEastAsia" w:hAnsiTheme="majorHAnsi" w:cstheme="majorBidi" w:ascii="Arial" w:hAnsi="Arial" w:eastAsia="Arial"/>
       <w:b/>
       <w:bCs/>
-      <w:color w:val="071B2B"/>
+      <w:color w:val="12211B"/>
       <w:sz w:val="46"/>
       <w:szCs w:val="28"/>
     </w:rPr>
@@ -2388,7 +2388,7 @@
       <w:rFonts w:asciiTheme="majorHAnsi" w:eastAsiaTheme="majorEastAsia" w:hAnsiTheme="majorHAnsi" w:cstheme="majorBidi" w:ascii="Arial" w:hAnsi="Arial" w:eastAsia="Arial"/>
       <w:b/>
       <w:bCs/>
-      <w:color w:val="071B2B"/>
+      <w:color w:val="12211B"/>
       <w:sz w:val="30"/>
       <w:szCs w:val="26"/>
     </w:rPr>
@@ -2412,7 +2412,7 @@
       <w:rFonts w:asciiTheme="majorHAnsi" w:eastAsiaTheme="majorEastAsia" w:hAnsiTheme="majorHAnsi" w:cstheme="majorBidi" w:ascii="Arial" w:hAnsi="Arial" w:eastAsia="Arial"/>
       <w:b/>
       <w:bCs/>
-      <w:color w:val="071B2B"/>
+      <w:color w:val="12211B"/>
       <w:sz w:val="23"/>
     </w:rPr>
   </w:style>
@@ -2659,7 +2659,7 @@
     <w:rPr>
       <w:rFonts w:asciiTheme="majorHAnsi" w:eastAsiaTheme="majorEastAsia" w:hAnsiTheme="majorHAnsi" w:cstheme="majorBidi" w:ascii="Arial" w:hAnsi="Arial" w:eastAsia="Arial"/>
       <w:b/>
-      <w:color w:val="071B2B"/>
+      <w:color w:val="12211B"/>
       <w:spacing w:val="5"/>
       <w:kern w:val="28"/>
       <w:sz w:val="56"/>
@@ -14069,7 +14069,7 @@
     <w:rPr>
       <w:rFonts w:ascii="Arial" w:hAnsi="Arial" w:eastAsia="Arial"/>
       <w:b/>
-      <w:color w:val="C64534"/>
+      <w:color w:val="C1452F"/>
       <w:sz w:val="15"/>
     </w:rPr>
   </w:style>
